--- a/ТЗ_Цифровая_платформа_настольный_теннис.docx
+++ b/ТЗ_Цифровая_платформа_настольный_теннис.docx
@@ -79,103 +79,15 @@
         <w:pStyle w:val="BodyText"/>
       </w:pPr>
       <w:r>
-        <w:t xml:space="preserve">Ключевые возможности:</w:t>
-      </w:r>
-    </w:p>
-    <w:p>
-      <w:pPr>
-        <w:pStyle w:val="Compact"/>
-        <w:numPr>
-          <w:ilvl w:val="0"/>
-          <w:numId w:val="1001"/>
-        </w:numPr>
-      </w:pPr>
-      <w:r>
-        <w:t xml:space="preserve">Интерфейс работает на трёх языках (RU, KZ, EN) с переключением в один клик.</w:t>
-      </w:r>
-    </w:p>
-    <w:p>
-      <w:pPr>
-        <w:pStyle w:val="Compact"/>
-        <w:numPr>
-          <w:ilvl w:val="0"/>
-          <w:numId w:val="1001"/>
-        </w:numPr>
-      </w:pPr>
-      <w:r>
-        <w:t xml:space="preserve">Live-счёт по очкам для крупных матчей идёт в реальном времени и транслируется на YouTube (§6.3).</w:t>
-      </w:r>
-    </w:p>
-    <w:p>
-      <w:pPr>
-        <w:pStyle w:val="Compact"/>
-        <w:numPr>
-          <w:ilvl w:val="0"/>
-          <w:numId w:val="1001"/>
-        </w:numPr>
-      </w:pPr>
-      <w:r>
-        <w:t xml:space="preserve">Рейтинг считается автоматически после каждого турнира по единой методике (система ELO), заложенной в системе.</w:t>
-      </w:r>
-    </w:p>
-    <w:p>
-      <w:pPr>
-        <w:pStyle w:val="Compact"/>
-        <w:numPr>
-          <w:ilvl w:val="0"/>
-          <w:numId w:val="1001"/>
-        </w:numPr>
-      </w:pPr>
-      <w:r>
-        <w:t xml:space="preserve">Конструктор турнирных сеток поддерживает стандартные форматы и любые нестандартные размеры.</w:t>
-      </w:r>
-    </w:p>
-    <w:p>
-      <w:pPr>
-        <w:pStyle w:val="Compact"/>
-        <w:numPr>
-          <w:ilvl w:val="0"/>
-          <w:numId w:val="1001"/>
-        </w:numPr>
-      </w:pPr>
-      <w:r>
-        <w:t xml:space="preserve">Судьи работают в адаптивном сайте на смартфоне.</w:t>
-      </w:r>
-    </w:p>
-    <w:p>
-      <w:pPr>
-        <w:pStyle w:val="Compact"/>
-        <w:numPr>
-          <w:ilvl w:val="0"/>
-          <w:numId w:val="1001"/>
-        </w:numPr>
-      </w:pPr>
-      <w:r>
-        <w:t xml:space="preserve">Мобильное приложение для игроков (Android, iOS) даёт профиль, рейтинг, свои матчи, аналитику и уведомления (§10).</w:t>
-      </w:r>
-    </w:p>
-    <w:p>
-      <w:pPr>
-        <w:pStyle w:val="Compact"/>
-        <w:numPr>
-          <w:ilvl w:val="0"/>
-          <w:numId w:val="1001"/>
-        </w:numPr>
-      </w:pPr>
-      <w:r>
-        <w:t xml:space="preserve">Предусмотрена монетизация (§11).</w:t>
-      </w:r>
-    </w:p>
-    <w:p>
-      <w:pPr>
-        <w:pStyle w:val="Compact"/>
-        <w:numPr>
-          <w:ilvl w:val="0"/>
-          <w:numId w:val="1001"/>
-        </w:numPr>
-      </w:pPr>
-      <w:r>
-        <w:t xml:space="preserve">Платформа рассчитана на 500 и более игроков и соответствует Закону РК о персональных данных №94-V.</w:t>
+        <w:t xml:space="preserve">Интерфейс работает на трёх языках (RU, KZ, EN) с переключением в один клик. Счёт крупных матчей ведётся по очкам в реальном времени и транслируется на YouTube (§6.3). Рейтинг пересчитывается автоматически после каждого турнира по заложенной в системе методике (ELO). Конструктор сеток покрывает стандартные форматы и любые нестандартные размеры.</w:t>
+      </w:r>
+    </w:p>
+    <w:p>
+      <w:pPr>
+        <w:pStyle w:val="BodyText"/>
+      </w:pPr>
+      <w:r>
+        <w:t xml:space="preserve">Судьи работают с адаптивного сайта. Игроки пользуются и сайтом, и мобильным приложением под Android и iOS с профилем, рейтингом, своими матчами и аналитикой (§10). Предусмотрена монетизация (§11). Платформа рассчитана на работу до 500 игроков одновременно и соответствует Закону РК о персональных данных №94-V.</w:t>
       </w:r>
     </w:p>
     <w:p>
@@ -365,7 +277,7 @@
               <w:pStyle w:val="Compact"/>
             </w:pPr>
             <w:r>
-              <w:t xml:space="preserve">ввод счёта по партиям или live по очкам, подтверждение результата</w:t>
+              <w:t xml:space="preserve">ввод счёта по партиям или по очкам в реальном времени, подтверждение результата</w:t>
             </w:r>
           </w:p>
         </w:tc>
@@ -499,50 +411,10 @@
     </w:p>
     <w:p>
       <w:pPr>
-        <w:pStyle w:val="Compact"/>
-        <w:numPr>
-          <w:ilvl w:val="0"/>
-          <w:numId w:val="1002"/>
-        </w:numPr>
-      </w:pPr>
-      <w:r>
-        <w:t xml:space="preserve">Роль это не глобальный флаг, а связка пользователя, роли и области (система, турнир, клуб или стол). Один человек может быть тренером в клубе А, судьёй стола на турнире Б и игроком на турнире В.</w:t>
-      </w:r>
-    </w:p>
-    <w:p>
-      <w:pPr>
-        <w:pStyle w:val="Compact"/>
-        <w:numPr>
-          <w:ilvl w:val="0"/>
-          <w:numId w:val="1002"/>
-        </w:numPr>
-      </w:pPr>
-      <w:r>
-        <w:t xml:space="preserve">Права проверяются централизованно, в одном месте, а не разрозненными проверками по всей системе.</w:t>
-      </w:r>
-    </w:p>
-    <w:p>
-      <w:pPr>
-        <w:pStyle w:val="Compact"/>
-        <w:numPr>
-          <w:ilvl w:val="0"/>
-          <w:numId w:val="1002"/>
-        </w:numPr>
-      </w:pPr>
-      <w:r>
-        <w:t xml:space="preserve">Роль назначается явно и имеет срок жизни: судья стола назначается на время турнира.</w:t>
-      </w:r>
-    </w:p>
-    <w:p>
-      <w:pPr>
-        <w:pStyle w:val="Compact"/>
-        <w:numPr>
-          <w:ilvl w:val="0"/>
-          <w:numId w:val="1002"/>
-        </w:numPr>
-      </w:pPr>
-      <w:r>
-        <w:t xml:space="preserve">Автотесты на права доступа обязательны. Шесть ролей и разграничение по уровням турниров это то место, где ошибка открывает чужой доступ к счёту.</w:t>
+        <w:pStyle w:val="FirstParagraph"/>
+      </w:pPr>
+      <w:r>
+        <w:t xml:space="preserve">Роль это не глобальный флаг, а связка пользователя, роли и области (система, турнир, клуб или стол): один человек может быть тренером в клубе А, судьёй стола на турнире Б и игроком на турнире В. Права проверяются централизованно, в одном месте, а не разрозненными проверками по всей системе. Роль назначается явно и имеет срок жизни, например судья стола назначается на время турнира.</w:t>
       </w:r>
     </w:p>
     <w:p>
@@ -574,50 +446,10 @@
     </w:p>
     <w:p>
       <w:pPr>
-        <w:pStyle w:val="Compact"/>
-        <w:numPr>
-          <w:ilvl w:val="0"/>
-          <w:numId w:val="1003"/>
-        </w:numPr>
-      </w:pPr>
-      <w:r>
-        <w:t xml:space="preserve">Поддерживаются три языка: русский, казахский, английский. Переключатель есть в шапке каждой страницы, а выбор запоминается в профиле и в браузере.</w:t>
-      </w:r>
-    </w:p>
-    <w:p>
-      <w:pPr>
-        <w:pStyle w:val="Compact"/>
-        <w:numPr>
-          <w:ilvl w:val="0"/>
-          <w:numId w:val="1003"/>
-        </w:numPr>
-      </w:pPr>
-      <w:r>
-        <w:t xml:space="preserve">Переведены все системные тексты, разделы, кнопки, статусы и уведомления.</w:t>
-      </w:r>
-    </w:p>
-    <w:p>
-      <w:pPr>
-        <w:pStyle w:val="Compact"/>
-        <w:numPr>
-          <w:ilvl w:val="0"/>
-          <w:numId w:val="1003"/>
-        </w:numPr>
-      </w:pPr>
-      <w:r>
-        <w:t xml:space="preserve">Контент (новости, описания турниров) вводится на трёх языках. Если перевода нет, показывается русский и ставится метка «не переведено».</w:t>
-      </w:r>
-    </w:p>
-    <w:p>
-      <w:pPr>
-        <w:pStyle w:val="Compact"/>
-        <w:numPr>
-          <w:ilvl w:val="0"/>
-          <w:numId w:val="1003"/>
-        </w:numPr>
-      </w:pPr>
-      <w:r>
-        <w:t xml:space="preserve">Форматы дат и чисел зависят от языка: для русского и казахского день-месяц-год, для английского месяц-день-год.</w:t>
+        <w:pStyle w:val="FirstParagraph"/>
+      </w:pPr>
+      <w:r>
+        <w:t xml:space="preserve">Сайт работает на трёх языках (русский, казахский, английский) с переключением в один клик на любой странице. Переведён весь интерфейс, а контент (новости, описания турниров) ведётся на трёх языках. Даты и числа отображаются по локали.</w:t>
       </w:r>
     </w:p>
     <w:bookmarkEnd w:id="52"/>
@@ -632,62 +464,10 @@
     </w:p>
     <w:p>
       <w:pPr>
-        <w:pStyle w:val="Compact"/>
-        <w:numPr>
-          <w:ilvl w:val="0"/>
-          <w:numId w:val="1004"/>
-        </w:numPr>
-      </w:pPr>
-      <w:r>
-        <w:t xml:space="preserve">Главная страница показывает баннер live-турнира (счёт по очкам в реальном времени), топ-10 рейтинга, ближайшие турниры и ленту новостей.</w:t>
-      </w:r>
-    </w:p>
-    <w:p>
-      <w:pPr>
-        <w:pStyle w:val="Compact"/>
-        <w:numPr>
-          <w:ilvl w:val="0"/>
-          <w:numId w:val="1004"/>
-        </w:numPr>
-      </w:pPr>
-      <w:r>
-        <w:t xml:space="preserve">Профиль игрока содержит фото, ФИО, город, клуб, тренера и разряд. На нём виден текущий рейтинг и место, график динамики рейтинга, статистика (матчи, победы, процент побед) и история матчей со счётом и изменением рейтинга.</w:t>
-      </w:r>
-    </w:p>
-    <w:p>
-      <w:pPr>
-        <w:pStyle w:val="Compact"/>
-        <w:numPr>
-          <w:ilvl w:val="0"/>
-          <w:numId w:val="1004"/>
-        </w:numPr>
-      </w:pPr>
-      <w:r>
-        <w:t xml:space="preserve">Страница турнира показывает формат, участников с посевом, интерактивную сетку (§5), расписание, результаты по партиям и live-счёт по очкам. Для кругового формата выводится таблица группы.</w:t>
-      </w:r>
-    </w:p>
-    <w:p>
-      <w:pPr>
-        <w:pStyle w:val="Compact"/>
-        <w:numPr>
-          <w:ilvl w:val="0"/>
-          <w:numId w:val="1004"/>
-        </w:numPr>
-      </w:pPr>
-      <w:r>
-        <w:t xml:space="preserve">Раздел рейтинга это таблица с фильтрами (пол, возраст, разряд, регион), постраничной навигацией по 50 записей и датой последнего пересчёта.</w:t>
-      </w:r>
-    </w:p>
-    <w:p>
-      <w:pPr>
-        <w:pStyle w:val="Compact"/>
-        <w:numPr>
-          <w:ilvl w:val="0"/>
-          <w:numId w:val="1004"/>
-        </w:numPr>
-      </w:pPr>
-      <w:r>
-        <w:t xml:space="preserve">Раздел новостей содержит статьи с тегами и мультиязычным контентом.</w:t>
+        <w:pStyle w:val="FirstParagraph"/>
+      </w:pPr>
+      <w:r>
+        <w:t xml:space="preserve">Главная даёт обзор ближайших и текущих турниров, матчи в реальном времени, лидеров рейтинга и новости. У игрока есть профиль с рейтингом, статистикой и историей матчей. Страница турнира показывает состав, сетку, расписание и результаты, включая счёт в реальном времени. Отдельно доступны общая таблица рейтинга с фильтрами и раздел новостей.</w:t>
       </w:r>
     </w:p>
     <w:p>
@@ -708,73 +488,21 @@
         <w:t xml:space="preserve">4. Управление турнирами (панель главного судьи)</w:t>
       </w:r>
     </w:p>
-    <w:bookmarkStart w:id="55" w:name="конструктор-турнира-5-шагов"/>
+    <w:bookmarkStart w:id="55" w:name="создание-турнира"/>
     <w:p>
       <w:pPr>
         <w:pStyle w:val="Heading3"/>
       </w:pPr>
       <w:r>
-        <w:t xml:space="preserve">4.1. Конструктор турнира (5 шагов)</w:t>
-      </w:r>
-    </w:p>
-    <w:p>
-      <w:pPr>
-        <w:pStyle w:val="Compact"/>
-        <w:numPr>
-          <w:ilvl w:val="0"/>
-          <w:numId w:val="1005"/>
-        </w:numPr>
-      </w:pPr>
-      <w:r>
-        <w:t xml:space="preserve">Основные данные: название, даты, место и уровень (городской, региональный, республиканский), ввод на трёх языках.</w:t>
-      </w:r>
-    </w:p>
-    <w:p>
-      <w:pPr>
-        <w:pStyle w:val="Compact"/>
-        <w:numPr>
-          <w:ilvl w:val="0"/>
-          <w:numId w:val="1005"/>
-        </w:numPr>
-      </w:pPr>
-      <w:r>
-        <w:t xml:space="preserve">Формат и параметры: формат из библиотеки или собственный через конструктор сеток (§5), дисциплина (одиночная, парная или командная, независимо от формата), число партий до победы (лучший из 3, 5 или 7) и правило смены сторон.</w:t>
-      </w:r>
-    </w:p>
-    <w:p>
-      <w:pPr>
-        <w:pStyle w:val="Compact"/>
-        <w:numPr>
-          <w:ilvl w:val="0"/>
-          <w:numId w:val="1005"/>
-        </w:numPr>
-      </w:pPr>
-      <w:r>
-        <w:t xml:space="preserve">Участники: импорт из базы или ручное добавление, посев или случайная жеребьёвка. В парном разряде пара сеётся по среднему рейтингу двух игроков.</w:t>
-      </w:r>
-    </w:p>
-    <w:p>
-      <w:pPr>
-        <w:pStyle w:val="Compact"/>
-        <w:numPr>
-          <w:ilvl w:val="0"/>
-          <w:numId w:val="1005"/>
-        </w:numPr>
-      </w:pPr>
-      <w:r>
-        <w:t xml:space="preserve">Судьи: назначение судей столов и отметка столов с live-трансляцией счёта.</w:t>
-      </w:r>
-    </w:p>
-    <w:p>
-      <w:pPr>
-        <w:pStyle w:val="Compact"/>
-        <w:numPr>
-          <w:ilvl w:val="0"/>
-          <w:numId w:val="1005"/>
-        </w:numPr>
-      </w:pPr>
-      <w:r>
-        <w:t xml:space="preserve">Публикация: предпросмотр сетки, затем «Опубликовать» и «Начать».</w:t>
+        <w:t xml:space="preserve">4.1. Создание турнира</w:t>
+      </w:r>
+    </w:p>
+    <w:p>
+      <w:pPr>
+        <w:pStyle w:val="FirstParagraph"/>
+      </w:pPr>
+      <w:r>
+        <w:t xml:space="preserve">Главный судья создаёт турнир и задаёт его параметры: название, даты, место, уровень; формат сетки (из библиотеки или свой через конструктор, §5) и дисциплину (одиночная, парная, командная); число партий. Участники добавляются из базы или вручную, с посевом или жеребьёвкой; пара сеётся по среднему рейтингу двух игроков. Назначаются судьи столов и отмечаются столы с трансляцией в реальном времени. Готовый турнир публикуется и запускается.</w:t>
       </w:r>
     </w:p>
     <w:bookmarkEnd w:id="55"/>
@@ -789,74 +517,10 @@
     </w:p>
     <w:p>
       <w:pPr>
-        <w:pStyle w:val="Compact"/>
-        <w:numPr>
-          <w:ilvl w:val="0"/>
-          <w:numId w:val="1006"/>
-        </w:numPr>
-      </w:pPr>
-      <w:r>
-        <w:t xml:space="preserve">На дашборде видны столы, текущие матчи, ожидающие пары и статусы.</w:t>
-      </w:r>
-    </w:p>
-    <w:p>
-      <w:pPr>
-        <w:pStyle w:val="Compact"/>
-        <w:numPr>
-          <w:ilvl w:val="0"/>
-          <w:numId w:val="1006"/>
-        </w:numPr>
-      </w:pPr>
-      <w:r>
-        <w:t xml:space="preserve">Вызов пары на стол приходит судье мгновенно.</w:t>
-      </w:r>
-    </w:p>
-    <w:p>
-      <w:pPr>
-        <w:pStyle w:val="Compact"/>
-        <w:numPr>
-          <w:ilvl w:val="0"/>
-          <w:numId w:val="1006"/>
-        </w:numPr>
-      </w:pPr>
-      <w:r>
-        <w:t xml:space="preserve">Матч не стартует, пока на стол не назначен судья стола, потому что счёт вводит только он.</w:t>
-      </w:r>
-    </w:p>
-    <w:p>
-      <w:pPr>
-        <w:pStyle w:val="Compact"/>
-        <w:numPr>
-          <w:ilvl w:val="0"/>
-          <w:numId w:val="1006"/>
-        </w:numPr>
-      </w:pPr>
-      <w:r>
-        <w:t xml:space="preserve">Сетка обновляется автоматически после каждого результата.</w:t>
-      </w:r>
-    </w:p>
-    <w:p>
-      <w:pPr>
-        <w:pStyle w:val="Compact"/>
-        <w:numPr>
-          <w:ilvl w:val="0"/>
-          <w:numId w:val="1006"/>
-        </w:numPr>
-      </w:pPr>
-      <w:r>
-        <w:t xml:space="preserve">Главный судья может вручную скорректировать результат, каждая правка пишется в журнал.</w:t>
-      </w:r>
-    </w:p>
-    <w:p>
-      <w:pPr>
-        <w:pStyle w:val="Compact"/>
-        <w:numPr>
-          <w:ilvl w:val="0"/>
-          <w:numId w:val="1006"/>
-        </w:numPr>
-      </w:pPr>
-      <w:r>
-        <w:t xml:space="preserve">После кнопки «Завершить турнир» ввод блокируется и запускается расчёт рейтинга.</w:t>
+        <w:pStyle w:val="FirstParagraph"/>
+      </w:pPr>
+      <w:r>
+        <w:t xml:space="preserve">Во время турнира главный судья видит сводную панель со столами, матчами, ожидающими парами и статусами. Он вызывает пары на столы, а назначенный судья получает уведомление мгновенно. Сетка обновляется автоматически после каждого результата, а любой результат можно скорректировать вручную с записью в журнал. Матч не стартует, пока на стол не назначен судья стола. После завершения турнира ввод результатов блокируется и запускается расчёт рейтинга.</w:t>
       </w:r>
     </w:p>
     <w:bookmarkEnd w:id="56"/>
@@ -874,7 +538,7 @@
         <w:pStyle w:val="FirstParagraph"/>
       </w:pPr>
       <w:r>
-        <w:t xml:space="preserve">По каждому матчу формируется печатный протокол. Он содержит участников, судью, счёт по партиям, дату и время, а также место для подписи. Главный судья печатает протокол из архива.</w:t>
+        <w:t xml:space="preserve">Главный судья печатает протокол матча (участники, судья, счёт, дата, подпись).</w:t>
       </w:r>
     </w:p>
     <w:p>
@@ -950,28 +614,18 @@
               <w:pStyle w:val="Compact"/>
             </w:pPr>
             <w:r>
-              <w:rPr>
-                <w:b/>
-                <w:bCs/>
-              </w:rPr>
-              <w:t xml:space="preserve">Single Elimination</w:t>
-            </w:r>
-            <w:r>
-              <w:t xml:space="preserve"> </w:t>
-            </w:r>
-            <w:r>
-              <w:t xml:space="preserve">(олимпийская)</w:t>
-            </w:r>
-          </w:p>
-        </w:tc>
-        <w:tc>
-          <w:tcPr/>
-          <w:p>
-            <w:pPr>
-              <w:pStyle w:val="Compact"/>
-            </w:pPr>
-            <w:r>
-              <w:t xml:space="preserve">проигравший выбывает; шаблоны от 4 до 64 участников; матч за 3-е место по желанию; посев разводит сеяных</w:t>
+              <w:t xml:space="preserve">Олимпийская (на выбывание)</w:t>
+            </w:r>
+          </w:p>
+        </w:tc>
+        <w:tc>
+          <w:tcPr/>
+          <w:p>
+            <w:pPr>
+              <w:pStyle w:val="Compact"/>
+            </w:pPr>
+            <w:r>
+              <w:t xml:space="preserve">проигравший выбывает</w:t>
             </w:r>
           </w:p>
         </w:tc>
@@ -984,22 +638,18 @@
               <w:pStyle w:val="Compact"/>
             </w:pPr>
             <w:r>
-              <w:rPr>
-                <w:b/>
-                <w:bCs/>
-              </w:rPr>
-              <w:t xml:space="preserve">Double Elimination</w:t>
-            </w:r>
-          </w:p>
-        </w:tc>
-        <w:tc>
-          <w:tcPr/>
-          <w:p>
-            <w:pPr>
-              <w:pStyle w:val="Compact"/>
-            </w:pPr>
-            <w:r>
-              <w:t xml:space="preserve">верхняя и нижняя сетки, вылет после двух поражений, при необходимости Grand Final</w:t>
+              <w:t xml:space="preserve">Двойное выбывание</w:t>
+            </w:r>
+          </w:p>
+        </w:tc>
+        <w:tc>
+          <w:tcPr/>
+          <w:p>
+            <w:pPr>
+              <w:pStyle w:val="Compact"/>
+            </w:pPr>
+            <w:r>
+              <w:t xml:space="preserve">верхняя и нижняя сетки, выбывание после двух поражений</w:t>
             </w:r>
           </w:p>
         </w:tc>
@@ -1012,28 +662,18 @@
               <w:pStyle w:val="Compact"/>
             </w:pPr>
             <w:r>
-              <w:rPr>
-                <w:b/>
-                <w:bCs/>
-              </w:rPr>
-              <w:t xml:space="preserve">Round Robin</w:t>
-            </w:r>
-            <w:r>
-              <w:t xml:space="preserve"> </w:t>
-            </w:r>
-            <w:r>
-              <w:t xml:space="preserve">(круговая)</w:t>
-            </w:r>
-          </w:p>
-        </w:tc>
-        <w:tc>
-          <w:tcPr/>
-          <w:p>
-            <w:pPr>
-              <w:pStyle w:val="Compact"/>
-            </w:pPr>
-            <w:r>
-              <w:t xml:space="preserve">каждый играет с каждым; таблица по очкам, сетам и мячам; тай-брейк по порядку: личная встреча, затем сеты, затем мячи</w:t>
+              <w:t xml:space="preserve">Круговая (каждый с каждым)</w:t>
+            </w:r>
+          </w:p>
+        </w:tc>
+        <w:tc>
+          <w:tcPr/>
+          <w:p>
+            <w:pPr>
+              <w:pStyle w:val="Compact"/>
+            </w:pPr>
+            <w:r>
+              <w:t xml:space="preserve">все играют со всеми</w:t>
             </w:r>
           </w:p>
         </w:tc>
@@ -1046,10 +686,6 @@
               <w:pStyle w:val="Compact"/>
             </w:pPr>
             <w:r>
-              <w:rPr>
-                <w:b/>
-                <w:bCs/>
-              </w:rPr>
               <w:t xml:space="preserve">Групповой этап и плей-офф</w:t>
             </w:r>
           </w:p>
@@ -1061,7 +697,7 @@
               <w:pStyle w:val="Compact"/>
             </w:pPr>
             <w:r>
-              <w:t xml:space="preserve">круговые группы, лучшие выходят в Single Elimination</w:t>
+              <w:t xml:space="preserve">группы, лучшие выходят в плей-офф</w:t>
             </w:r>
           </w:p>
         </w:tc>
@@ -1082,75 +718,15 @@
         <w:pStyle w:val="FirstParagraph"/>
       </w:pPr>
       <w:r>
-        <w:t xml:space="preserve">Главный судья собирает сетку, которой нет в библиотеке.</w:t>
-      </w:r>
-    </w:p>
-    <w:p>
-      <w:pPr>
-        <w:pStyle w:val="Compact"/>
-        <w:numPr>
-          <w:ilvl w:val="0"/>
-          <w:numId w:val="1007"/>
-        </w:numPr>
-      </w:pPr>
-      <w:r>
-        <w:t xml:space="preserve">Число участников произвольное (например, 24, 37, 48), жёстких ограничений нет.</w:t>
-      </w:r>
-    </w:p>
-    <w:p>
-      <w:pPr>
-        <w:pStyle w:val="Compact"/>
-        <w:numPr>
-          <w:ilvl w:val="0"/>
-          <w:numId w:val="1007"/>
-        </w:numPr>
-      </w:pPr>
-      <w:r>
-        <w:t xml:space="preserve">Для групп задаётся число групп, размер каждой и сколько человек проходит в плей-офф.</w:t>
-      </w:r>
-    </w:p>
-    <w:p>
-      <w:pPr>
-        <w:pStyle w:val="Compact"/>
-        <w:numPr>
-          <w:ilvl w:val="0"/>
-          <w:numId w:val="1007"/>
-        </w:numPr>
-      </w:pPr>
-      <w:r>
-        <w:t xml:space="preserve">Если число участников не степень двойки, свободные места расставляются автоматически.</w:t>
-      </w:r>
-    </w:p>
-    <w:p>
-      <w:pPr>
-        <w:pStyle w:val="Compact"/>
-        <w:numPr>
-          <w:ilvl w:val="0"/>
-          <w:numId w:val="1007"/>
-        </w:numPr>
-      </w:pPr>
-      <w:r>
-        <w:t xml:space="preserve">Позиции можно расставить вручную перетаскиванием.</w:t>
-      </w:r>
-    </w:p>
-    <w:p>
-      <w:pPr>
-        <w:pStyle w:val="Compact"/>
-        <w:numPr>
-          <w:ilvl w:val="0"/>
-          <w:numId w:val="1007"/>
-        </w:numPr>
-      </w:pPr>
-      <w:r>
-        <w:t xml:space="preserve">Собранную сетку можно сохранить в библиотеку как шаблон для повторного использования.</w:t>
-      </w:r>
-    </w:p>
-    <w:p>
-      <w:pPr>
-        <w:pStyle w:val="FirstParagraph"/>
-      </w:pPr>
-      <w:r>
-        <w:t xml:space="preserve">Любая сетка интерактивна и обновляется сама после каждого результата. На телефоне она масштабируется под экран с горизонтальной прокруткой.</w:t>
+        <w:t xml:space="preserve">Главный судья собирает сетку, которой нет в библиотеке: произвольное число участников, свои группы, ручная расстановка перетаскиванием, сохранение шаблона в библиотеку. Свободные места расставляются автоматически.</w:t>
+      </w:r>
+    </w:p>
+    <w:p>
+      <w:pPr>
+        <w:pStyle w:val="BodyText"/>
+      </w:pPr>
+      <w:r>
+        <w:t xml:space="preserve">Любая сетка интерактивна, обновляется после каждого результата и масштабируется под экран.</w:t>
       </w:r>
     </w:p>
     <w:p>
@@ -1162,13 +738,13 @@
     </w:p>
     <w:bookmarkEnd w:id="60"/>
     <w:bookmarkEnd w:id="61"/>
-    <w:bookmarkStart w:id="65" w:name="интерфейс-судьи-стола-мобильный-сайт"/>
+    <w:bookmarkStart w:id="65" w:name="интерфейс-судьи-стола-адаптивный-сайт"/>
     <w:p>
       <w:pPr>
         <w:pStyle w:val="Heading2"/>
       </w:pPr>
       <w:r>
-        <w:t xml:space="preserve">6. Интерфейс судьи стола (мобильный сайт)</w:t>
+        <w:t xml:space="preserve">6. Интерфейс судьи стола (адаптивный сайт)</w:t>
       </w:r>
     </w:p>
     <w:p>
@@ -1176,16 +752,16 @@
         <w:pStyle w:val="FirstParagraph"/>
       </w:pPr>
       <w:r>
-        <w:t xml:space="preserve">Судья работает с адаптивного сайта на смартфоне, вход по логину и паролю или по PIN-коду. Задача интерфейса: быстро и без ошибок фиксировать счёт и передавать результат.</w:t>
-      </w:r>
-    </w:p>
-    <w:bookmarkStart w:id="62" w:name="стандартный-режим-по-партиям"/>
+        <w:t xml:space="preserve">Судья работает с адаптивного сайта на любом устройстве, вход по логину и паролю или короткому коду. Задача интерфейса: быстро и без ошибок фиксировать счёт и передавать результат.</w:t>
+      </w:r>
+    </w:p>
+    <w:bookmarkStart w:id="62" w:name="ввод-по-партиям"/>
     <w:p>
       <w:pPr>
         <w:pStyle w:val="Heading3"/>
       </w:pPr>
       <w:r>
-        <w:t xml:space="preserve">6.1. Стандартный режим (по партиям)</w:t>
+        <w:t xml:space="preserve">6.1. Ввод по партиям</w:t>
       </w:r>
     </w:p>
     <w:p>
@@ -1197,13 +773,13 @@
       </w:r>
     </w:p>
     <w:bookmarkEnd w:id="62"/>
-    <w:bookmarkStart w:id="63" w:name="live-режим-по-очкам"/>
+    <w:bookmarkStart w:id="63" w:name="ввод-по-очкам-в-реальном-времени"/>
     <w:p>
       <w:pPr>
         <w:pStyle w:val="Heading3"/>
       </w:pPr>
       <w:r>
-        <w:t xml:space="preserve">6.2. Live-режим (по очкам)</w:t>
+        <w:t xml:space="preserve">6.2. Ввод по очкам в реальном времени</w:t>
       </w:r>
     </w:p>
     <w:p>
@@ -1211,7 +787,7 @@
         <w:pStyle w:val="FirstParagraph"/>
       </w:pPr>
       <w:r>
-        <w:t xml:space="preserve">Для крупных турниров главный судья включает live-режим, и судья ведёт счёт по каждому очку с возможностью отменить последнее. Публично счёт виден в блоке «LIVE» на сайте и обновляется в реальном времени. Каждое очко сохраняется для аналитики и трансляции.</w:t>
+        <w:t xml:space="preserve">Для крупных турниров главный судья включает этот режим, и судья ведёт счёт по каждому очку с возможностью отменить последнее. Публично счёт виден в блоке «Прямой эфир» на сайте и обновляется в реальном времени. Каждое очко сохраняется для аналитики и трансляции.</w:t>
       </w:r>
     </w:p>
     <w:bookmarkEnd w:id="63"/>
@@ -1229,55 +805,7 @@
         <w:pStyle w:val="FirstParagraph"/>
       </w:pPr>
       <w:r>
-        <w:t xml:space="preserve">Матчи крупных турниров транслируются на YouTube: видео со столов с наложенным на картинку счётом.</w:t>
-      </w:r>
-    </w:p>
-    <w:p>
-      <w:pPr>
-        <w:pStyle w:val="Compact"/>
-        <w:numPr>
-          <w:ilvl w:val="0"/>
-          <w:numId w:val="1008"/>
-        </w:numPr>
-      </w:pPr>
-      <w:r>
-        <w:t xml:space="preserve">Трансляция столов: камеры на игровых столах выводят видео на YouTube. Она настраивается для столов с включённым live-режимом.</w:t>
-      </w:r>
-    </w:p>
-    <w:p>
-      <w:pPr>
-        <w:pStyle w:val="Compact"/>
-        <w:numPr>
-          <w:ilvl w:val="0"/>
-          <w:numId w:val="1008"/>
-        </w:numPr>
-      </w:pPr>
-      <w:r>
-        <w:t xml:space="preserve">Оверлей счёта: поверх видео показывается актуальный счёт (имена игроков, счёт партии по очкам, счёт по партиям, номер стола). Счёт берётся из ввода судьи автоматически, без оператора, в реальном времени. Для этого отдельная страница-оверлей с прозрачным фоном подключается как источник в трансляции.</w:t>
-      </w:r>
-    </w:p>
-    <w:p>
-      <w:pPr>
-        <w:pStyle w:val="Compact"/>
-        <w:numPr>
-          <w:ilvl w:val="0"/>
-          <w:numId w:val="1008"/>
-        </w:numPr>
-      </w:pPr>
-      <w:r>
-        <w:t xml:space="preserve">Встроенный плеер: трансляция встраивается на страницу турнира или матча рядом с live-счётом и сеткой, ссылку задаёт главный судья.</w:t>
-      </w:r>
-    </w:p>
-    <w:p>
-      <w:pPr>
-        <w:pStyle w:val="Compact"/>
-        <w:numPr>
-          <w:ilvl w:val="0"/>
-          <w:numId w:val="1008"/>
-        </w:numPr>
-      </w:pPr>
-      <w:r>
-        <w:t xml:space="preserve">Режим просмотра доступен всем ролям, а трансляции, сетка и результаты открыты публично для зрителей, игроков и гостей.</w:t>
+        <w:t xml:space="preserve">Матчи крупных турниров транслируются на YouTube: видео со столов с наложенным на картинку счётом. Камеры на столах выводят видео, а счёт накладывается на картинку автоматически из ввода судьи, без оператора. Трансляция встраивается на страницу турнира рядом со счётом в реальном времени и сеткой, и открыта для всех: зрителей, игроков и гостей.</w:t>
       </w:r>
     </w:p>
     <w:p>
@@ -1303,51 +831,7 @@
         <w:pStyle w:val="FirstParagraph"/>
       </w:pPr>
       <w:r>
-        <w:t xml:space="preserve">Рейтинг считается по единой методике, заложенной в системе и одинаковой для всех турниров.</w:t>
-      </w:r>
-    </w:p>
-    <w:p>
-      <w:pPr>
-        <w:pStyle w:val="Compact"/>
-        <w:numPr>
-          <w:ilvl w:val="0"/>
-          <w:numId w:val="1009"/>
-        </w:numPr>
-      </w:pPr>
-      <w:r>
-        <w:t xml:space="preserve">Рейтинг пересчитывается по кнопке главного судьи «Завершить турнир».</w:t>
-      </w:r>
-    </w:p>
-    <w:p>
-      <w:pPr>
-        <w:pStyle w:val="Compact"/>
-        <w:numPr>
-          <w:ilvl w:val="0"/>
-          <w:numId w:val="1009"/>
-        </w:numPr>
-      </w:pPr>
-      <w:r>
-        <w:t xml:space="preserve">Методика основана на системе ELO: рейтинг игрока меняется по итогу матча с учётом силы соперника, за победу над более сильным прибавка больше.</w:t>
-      </w:r>
-    </w:p>
-    <w:p>
-      <w:pPr>
-        <w:pStyle w:val="Compact"/>
-        <w:numPr>
-          <w:ilvl w:val="0"/>
-          <w:numId w:val="1009"/>
-        </w:numPr>
-      </w:pPr>
-      <w:r>
-        <w:t xml:space="preserve">Коэффициенты зависят от уровня турнира и силы игрока: город 20, регион 25, республика 32, новичок (менее 30 матчей) 40, топ-игрок (рейтинг выше 2200) 16. Итоговые значения фиксируются в Приложении А.</w:t>
-      </w:r>
-    </w:p>
-    <w:p>
-      <w:pPr>
-        <w:pStyle w:val="FirstParagraph"/>
-      </w:pPr>
-      <w:r>
-        <w:t xml:space="preserve">Пересчёт не задваивается при повторном запуске. Тот же расчёт ведёт рейтинг и судей, отдельно от игроков, по проведённым турнирам.</w:t>
+        <w:t xml:space="preserve">Рейтинг считается по единой методике, заложенной в системе и одинаковой для всех турниров. Пересчёт запускается главным судьёй по завершении турнира и не задваивается при повторе. Методика на базе ELO: рейтинг меняется по итогу матча с учётом силы соперника, а коэффициенты по уровню турнира и силе игрока зафиксированы в Приложении А. Рейтинг ведётся и для игроков, и для судей.</w:t>
       </w:r>
     </w:p>
     <w:p>
@@ -1437,30 +921,6 @@
               <w:pStyle w:val="Compact"/>
             </w:pPr>
             <w:r>
-              <w:t xml:space="preserve">Региональный</w:t>
-            </w:r>
-          </w:p>
-        </w:tc>
-        <w:tc>
-          <w:tcPr/>
-          <w:p>
-            <w:pPr>
-              <w:pStyle w:val="Compact"/>
-            </w:pPr>
-            <w:r>
-              <w:t xml:space="preserve">только тренер или представитель региона</w:t>
-            </w:r>
-          </w:p>
-        </w:tc>
-      </w:tr>
-      <w:tr>
-        <w:tc>
-          <w:tcPr/>
-          <w:p>
-            <w:pPr>
-              <w:pStyle w:val="Compact"/>
-            </w:pPr>
-            <w:r>
               <w:t xml:space="preserve">Республиканский</w:t>
             </w:r>
           </w:p>
@@ -1478,16 +938,170 @@
         </w:tc>
       </w:tr>
     </w:tbl>
+    <w:p>
+      <w:pPr>
+        <w:pStyle w:val="BodyText"/>
+      </w:pPr>
+      <w:r>
+        <w:t xml:space="preserve">Заявка подаётся на выбранный турнир: в парном разряде парой, а тренер может подать список игроков; к заявке прикрепляются документы. Заявка проходит статусы с уведомлением заявителю, и после принятия игрок попадает в список участников.</w:t>
+      </w:r>
+    </w:p>
+    <w:p>
+      <w:r>
+        <w:pict>
+          <v:rect style="width:0;height:1.5pt" o:hralign="center" o:hrstd="t" o:hr="t"/>
+        </w:pict>
+      </w:r>
+    </w:p>
+    <w:bookmarkEnd w:id="67"/>
+    <w:bookmarkStart w:id="68" w:name="реестры-база-данных-участников"/>
+    <w:p>
+      <w:pPr>
+        <w:pStyle w:val="Heading2"/>
+      </w:pPr>
+      <w:r>
+        <w:t xml:space="preserve">9. Реестры (база данных участников)</w:t>
+      </w:r>
+    </w:p>
+    <w:p>
+      <w:pPr>
+        <w:pStyle w:val="FirstParagraph"/>
+      </w:pPr>
+      <w:r>
+        <w:t xml:space="preserve">Система ведёт реестры участников. По каждому игроку хранятся профиль, разряд, клуб, тренер и рейтинг с историей. По судье хранятся профиль, категория и история судейства, а по тренеру ведутся профиль, подопечные и права подачи заявок. Отдельно ведётся реестр организаций: спортшколы, клубы и федерации регионов.</w:t>
+      </w:r>
+    </w:p>
+    <w:p>
+      <w:r>
+        <w:pict>
+          <v:rect style="width:0;height:1.5pt" o:hralign="center" o:hrstd="t" o:hr="t"/>
+        </w:pict>
+      </w:r>
+    </w:p>
+    <w:bookmarkEnd w:id="68"/>
+    <w:bookmarkStart w:id="69" w:name="мобильное-приложение-игрока-android-ios"/>
+    <w:p>
+      <w:pPr>
+        <w:pStyle w:val="Heading2"/>
+      </w:pPr>
+      <w:r>
+        <w:t xml:space="preserve">10. Мобильное приложение игрока (Android, iOS)</w:t>
+      </w:r>
+    </w:p>
+    <w:p>
+      <w:pPr>
+        <w:pStyle w:val="FirstParagraph"/>
+      </w:pPr>
+      <w:r>
+        <w:t xml:space="preserve">Помимо сайта, игроку доступно нативное приложение под Android и iOS как дополнительный удобный канал; болельщики и гости пользуются публичным сайтом. В приложении игрок видит свой профиль и рейтинг, свои турниры и матчи (ближайший турнир, статус заявки, текущий матч), может подать заявку и следить за матчами в реальном времени. Уведомления сообщают о вызове на стол, статусе заявки и результатах. Базовая аналитика бесплатна, расширенная платная (§11).</w:t>
+      </w:r>
+    </w:p>
+    <w:p>
+      <w:pPr>
+        <w:pStyle w:val="BodyText"/>
+      </w:pPr>
+      <w:r>
+        <w:t xml:space="preserve">Данные и вход общие с сайтом.</w:t>
+      </w:r>
+    </w:p>
+    <w:p>
+      <w:r>
+        <w:pict>
+          <v:rect style="width:0;height:1.5pt" o:hralign="center" o:hrstd="t" o:hr="t"/>
+        </w:pict>
+      </w:r>
+    </w:p>
+    <w:bookmarkEnd w:id="69"/>
+    <w:bookmarkStart w:id="70" w:name="монетизация"/>
+    <w:p>
+      <w:pPr>
+        <w:pStyle w:val="Heading2"/>
+      </w:pPr>
+      <w:r>
+        <w:t xml:space="preserve">11. Монетизация</w:t>
+      </w:r>
+    </w:p>
+    <w:p>
+      <w:pPr>
+        <w:pStyle w:val="FirstParagraph"/>
+      </w:pPr>
+      <w:r>
+        <w:t xml:space="preserve">Базовые функции сайта и приложения бесплатны. Платно предлагается</w:t>
+      </w:r>
+      <w:r>
+        <w:t xml:space="preserve"> </w:t>
+      </w:r>
+      <w:r>
+        <w:rPr>
+          <w:b/>
+          <w:bCs/>
+        </w:rPr>
+        <w:t xml:space="preserve">расширенная аналитика игрока</w:t>
+      </w:r>
+      <w:r>
+        <w:t xml:space="preserve">: детальная статистика, разбор по очкам, прогноз рейтинга, подробная история встреч, экспорт.</w:t>
+      </w:r>
+    </w:p>
+    <w:p>
+      <w:pPr>
+        <w:pStyle w:val="BodyText"/>
+      </w:pPr>
+      <w:r>
+        <w:t xml:space="preserve">Оплата встроена в сайт и приложение. Бесплатный уровень остаётся полноценным.</w:t>
+      </w:r>
+    </w:p>
+    <w:p>
+      <w:r>
+        <w:pict>
+          <v:rect style="width:0;height:1.5pt" o:hralign="center" o:hrstd="t" o:hr="t"/>
+        </w:pict>
+      </w:r>
+    </w:p>
+    <w:bookmarkEnd w:id="70"/>
+    <w:bookmarkStart w:id="71" w:name="технологические-принципы"/>
+    <w:p>
+      <w:pPr>
+        <w:pStyle w:val="Heading2"/>
+      </w:pPr>
+      <w:r>
+        <w:t xml:space="preserve">12. Технологические принципы</w:t>
+      </w:r>
+    </w:p>
+    <w:p>
+      <w:pPr>
+        <w:pStyle w:val="FirstParagraph"/>
+      </w:pPr>
+      <w:r>
+        <w:t xml:space="preserve">Технические решения описаны на уровне принципов, без деталей реализации. Продукт это адаптивное веб-приложение; обновления мгновенные, счёт в реальном времени и панели судей отражают изменения без перезагрузки страницы. Три языка заложены с первой версии. Доступ разграничен по ролям, соединение защищено, пароли хранятся зашифрованными. Документы и фотографии хранятся в облаке с ежедневными резервными копиями. Конструктор сеток и методика рейтинга меняются настройками, без переписывания системы.</w:t>
+      </w:r>
+    </w:p>
+    <w:p>
+      <w:r>
+        <w:pict>
+          <v:rect style="width:0;height:1.5pt" o:hralign="center" o:hrstd="t" o:hr="t"/>
+        </w:pict>
+      </w:r>
+    </w:p>
+    <w:bookmarkEnd w:id="71"/>
+    <w:bookmarkStart w:id="72" w:name="нефункциональные-требования"/>
+    <w:p>
+      <w:pPr>
+        <w:pStyle w:val="Heading2"/>
+      </w:pPr>
+      <w:r>
+        <w:t xml:space="preserve">13. Нефункциональные требования</w:t>
+      </w:r>
+    </w:p>
     <w:p>
       <w:pPr>
         <w:pStyle w:val="Compact"/>
         <w:numPr>
           <w:ilvl w:val="0"/>
-          <w:numId w:val="1010"/>
+          <w:numId w:val="1001"/>
         </w:numPr>
       </w:pPr>
       <w:r>
-        <w:t xml:space="preserve">В форме выбирается турнир и игрок (или добавляется новый участник). В парном разряде указывается пара, а тренер может добавить нескольких игроков одной формой. К заявке прикрепляются документы (медсправка, полис, удостоверение) сканом или фото.</w:t>
+        <w:t xml:space="preserve">Счёт обновляется в реальном времени, загрузка страницы быстрая, рейтинг-таблица до 500 игроков открывается постранично.</w:t>
       </w:r>
     </w:p>
     <w:p>
@@ -1495,28 +1109,11 @@
         <w:pStyle w:val="Compact"/>
         <w:numPr>
           <w:ilvl w:val="0"/>
-          <w:numId w:val="1010"/>
+          <w:numId w:val="1001"/>
         </w:numPr>
       </w:pPr>
       <w:r>
-        <w:t xml:space="preserve">Заявка проходит статусы «Подана», «На рассмотрении», «Принята» и «Отклонена» (с причиной). Заявитель получает уведомление, а после принятия игрок попадает в список участников турнира.</w:t>
-      </w:r>
-    </w:p>
-    <w:p>
-      <w:r>
-        <w:pict>
-          <v:rect style="width:0;height:1.5pt" o:hralign="center" o:hrstd="t" o:hr="t"/>
-        </w:pict>
-      </w:r>
-    </w:p>
-    <w:bookmarkEnd w:id="67"/>
-    <w:bookmarkStart w:id="68" w:name="реестры-база-данных-участников"/>
-    <w:p>
-      <w:pPr>
-        <w:pStyle w:val="Heading2"/>
-      </w:pPr>
-      <w:r>
-        <w:t xml:space="preserve">9. Реестры (база данных участников)</w:t>
+        <w:t xml:space="preserve">Резервное копирование ежедневное, целевая доступность 99,5% в месяц, результаты матчей не удаляются.</w:t>
       </w:r>
     </w:p>
     <w:p>
@@ -1524,11 +1121,11 @@
         <w:pStyle w:val="Compact"/>
         <w:numPr>
           <w:ilvl w:val="0"/>
-          <w:numId w:val="1011"/>
+          <w:numId w:val="1001"/>
         </w:numPr>
       </w:pPr>
       <w:r>
-        <w:t xml:space="preserve">Реестр игроков хранит ФИО (на трёх языках), дату рождения, пол, город или регион, фото, разряд и дату его присвоения, клуб, тренера, контакты (доступны администраторам), рейтинг с историей и статус.</w:t>
+        <w:t xml:space="preserve">Соединение защищённое, пароли хранятся зашифрованными, доступ по ролям, ведётся журнал всех правок результатов, соблюдается Закон РК №94-V.</w:t>
       </w:r>
     </w:p>
     <w:p>
@@ -1536,11 +1133,11 @@
         <w:pStyle w:val="Compact"/>
         <w:numPr>
           <w:ilvl w:val="0"/>
-          <w:numId w:val="1011"/>
+          <w:numId w:val="1001"/>
         </w:numPr>
       </w:pPr>
       <w:r>
-        <w:t xml:space="preserve">Реестр судей хранит ФИО, категорию, город, контакты, историю судейства и данные для входа.</w:t>
+        <w:t xml:space="preserve">Веб-платформа адаптивная и полноценно работает и в десктоп-версии, и в мобильной, подстраиваясь под размер экрана. Администратор и главный судья работают преимущественно с десктопа, судья стола с мобильного устройства, а игроки, тренеры и зрители пользуются любой из версий на своё усмотрение.</w:t>
       </w:r>
     </w:p>
     <w:p>
@@ -1548,11 +1145,11 @@
         <w:pStyle w:val="Compact"/>
         <w:numPr>
           <w:ilvl w:val="0"/>
-          <w:numId w:val="1011"/>
+          <w:numId w:val="1001"/>
         </w:numPr>
       </w:pPr>
       <w:r>
-        <w:t xml:space="preserve">Реестр тренеров хранит ФИО, квалификацию, организацию, список подопечных и права подачи заявок.</w:t>
+        <w:t xml:space="preserve">Интерфейс судьи адаптивный и работает на любом устройстве, сайт можно добавить на главный экран.</w:t>
       </w:r>
     </w:p>
     <w:p>
@@ -1560,36 +1157,11 @@
         <w:pStyle w:val="Compact"/>
         <w:numPr>
           <w:ilvl w:val="0"/>
-          <w:numId w:val="1011"/>
+          <w:numId w:val="1001"/>
         </w:numPr>
       </w:pPr>
       <w:r>
-        <w:t xml:space="preserve">Реестр организаций хранит спортшколы, клубы и федерации регионов с привязкой игроков и тренеров.</w:t>
-      </w:r>
-    </w:p>
-    <w:p>
-      <w:r>
-        <w:pict>
-          <v:rect style="width:0;height:1.5pt" o:hralign="center" o:hrstd="t" o:hr="t"/>
-        </w:pict>
-      </w:r>
-    </w:p>
-    <w:bookmarkEnd w:id="68"/>
-    <w:bookmarkStart w:id="69" w:name="мобильное-приложение-игрока-android-ios"/>
-    <w:p>
-      <w:pPr>
-        <w:pStyle w:val="Heading2"/>
-      </w:pPr>
-      <w:r>
-        <w:t xml:space="preserve">10. Мобильное приложение игрока (Android, iOS)</w:t>
-      </w:r>
-    </w:p>
-    <w:p>
-      <w:pPr>
-        <w:pStyle w:val="FirstParagraph"/>
-      </w:pPr>
-      <w:r>
-        <w:t xml:space="preserve">Нативное приложение под Android и iOS предназначено для игроков. Болельщики и гости пользуются публичным сайтом, а приложение это личный инструмент участника.</w:t>
+        <w:t xml:space="preserve">При обрыве сети приложение судьи продолжает работать локально и постоянно пытается восстановить связь; после восстановления данные синхронизируются без потери счёта.</w:t>
       </w:r>
     </w:p>
     <w:p>
@@ -1597,11 +1169,11 @@
         <w:pStyle w:val="Compact"/>
         <w:numPr>
           <w:ilvl w:val="0"/>
-          <w:numId w:val="1012"/>
+          <w:numId w:val="1001"/>
         </w:numPr>
       </w:pPr>
       <w:r>
-        <w:t xml:space="preserve">Игрок входит в свой профиль, интерфейс работает на трёх языках (RU, KZ, EN).</w:t>
+        <w:t xml:space="preserve">Счёт в реальном времени работает на нескольких столах одновременно.</w:t>
       </w:r>
     </w:p>
     <w:p>
@@ -1609,394 +1181,7 @@
         <w:pStyle w:val="Compact"/>
         <w:numPr>
           <w:ilvl w:val="0"/>
-          <w:numId w:val="1012"/>
-        </w:numPr>
-      </w:pPr>
-      <w:r>
-        <w:t xml:space="preserve">Профиль и рейтинг показывают текущий рейтинг с изменением, место в таблице, график динамики и разряд.</w:t>
-      </w:r>
-    </w:p>
-    <w:p>
-      <w:pPr>
-        <w:pStyle w:val="Compact"/>
-        <w:numPr>
-          <w:ilvl w:val="0"/>
-          <w:numId w:val="1012"/>
-        </w:numPr>
-      </w:pPr>
-      <w:r>
-        <w:t xml:space="preserve">Раздел «Мои турниры и матчи» показывает ближайший турнир, статус заявки и свой текущий матч (стол, время, когда выходить).</w:t>
-      </w:r>
-    </w:p>
-    <w:p>
-      <w:pPr>
-        <w:pStyle w:val="Compact"/>
-        <w:numPr>
-          <w:ilvl w:val="0"/>
-          <w:numId w:val="1012"/>
-        </w:numPr>
-      </w:pPr>
-      <w:r>
-        <w:t xml:space="preserve">Заявку на открытый турнир можно подать прямо из приложения.</w:t>
-      </w:r>
-    </w:p>
-    <w:p>
-      <w:pPr>
-        <w:pStyle w:val="Compact"/>
-        <w:numPr>
-          <w:ilvl w:val="0"/>
-          <w:numId w:val="1012"/>
-        </w:numPr>
-      </w:pPr>
-      <w:r>
-        <w:t xml:space="preserve">В разделе «Live» можно следить за матчами и обновлением сетки.</w:t>
-      </w:r>
-    </w:p>
-    <w:p>
-      <w:pPr>
-        <w:pStyle w:val="Compact"/>
-        <w:numPr>
-          <w:ilvl w:val="0"/>
-          <w:numId w:val="1012"/>
-        </w:numPr>
-      </w:pPr>
-      <w:r>
-        <w:t xml:space="preserve">Push-уведомления сообщают о вызове на стол, изменении статуса заявки, результате матча и изменении рейтинга.</w:t>
-      </w:r>
-    </w:p>
-    <w:p>
-      <w:pPr>
-        <w:pStyle w:val="Compact"/>
-        <w:numPr>
-          <w:ilvl w:val="0"/>
-          <w:numId w:val="1012"/>
-        </w:numPr>
-      </w:pPr>
-      <w:r>
-        <w:t xml:space="preserve">Базовая аналитика бесплатна, расширенная платная (§11).</w:t>
-      </w:r>
-    </w:p>
-    <w:p>
-      <w:pPr>
-        <w:pStyle w:val="FirstParagraph"/>
-      </w:pPr>
-      <w:r>
-        <w:t xml:space="preserve">Данные и вход общие с сайтом. Приложения разрабатываются на позднем этапе плана (§14, месяц 11).</w:t>
-      </w:r>
-    </w:p>
-    <w:p>
-      <w:r>
-        <w:pict>
-          <v:rect style="width:0;height:1.5pt" o:hralign="center" o:hrstd="t" o:hr="t"/>
-        </w:pict>
-      </w:r>
-    </w:p>
-    <w:bookmarkEnd w:id="69"/>
-    <w:bookmarkStart w:id="70" w:name="монетизация"/>
-    <w:p>
-      <w:pPr>
-        <w:pStyle w:val="Heading2"/>
-      </w:pPr>
-      <w:r>
-        <w:t xml:space="preserve">11. Монетизация</w:t>
-      </w:r>
-    </w:p>
-    <w:p>
-      <w:pPr>
-        <w:pStyle w:val="FirstParagraph"/>
-      </w:pPr>
-      <w:r>
-        <w:t xml:space="preserve">Базовые функции сайта и приложения бесплатны: профиль, рейтинг, свои матчи и базовая статистика. Дополнительно платно предлагается расширенная аналитика игрока.</w:t>
-      </w:r>
-    </w:p>
-    <w:p>
-      <w:pPr>
-        <w:pStyle w:val="BodyText"/>
-      </w:pPr>
-      <w:r>
-        <w:t xml:space="preserve">Расширенная аналитика (платно) включает:</w:t>
-      </w:r>
-    </w:p>
-    <w:p>
-      <w:pPr>
-        <w:pStyle w:val="Compact"/>
-        <w:numPr>
-          <w:ilvl w:val="0"/>
-          <w:numId w:val="1013"/>
-        </w:numPr>
-      </w:pPr>
-      <w:r>
-        <w:t xml:space="preserve">детальную статистику: процент побед по соперникам и по форматам, динамику по периодам;</w:t>
-      </w:r>
-    </w:p>
-    <w:p>
-      <w:pPr>
-        <w:pStyle w:val="Compact"/>
-        <w:numPr>
-          <w:ilvl w:val="0"/>
-          <w:numId w:val="1013"/>
-        </w:numPr>
-      </w:pPr>
-      <w:r>
-        <w:t xml:space="preserve">разбор по очкам из live-матчей на основе покадрового счёта (серии, поведение на своей и чужой подаче);</w:t>
-      </w:r>
-    </w:p>
-    <w:p>
-      <w:pPr>
-        <w:pStyle w:val="Compact"/>
-        <w:numPr>
-          <w:ilvl w:val="0"/>
-          <w:numId w:val="1013"/>
-        </w:numPr>
-      </w:pPr>
-      <w:r>
-        <w:t xml:space="preserve">прогноз рейтинга и подсказку, что нужно для следующего разряда или места;</w:t>
-      </w:r>
-    </w:p>
-    <w:p>
-      <w:pPr>
-        <w:pStyle w:val="Compact"/>
-        <w:numPr>
-          <w:ilvl w:val="0"/>
-          <w:numId w:val="1013"/>
-        </w:numPr>
-      </w:pPr>
-      <w:r>
-        <w:t xml:space="preserve">подробную историю личных встреч с конкретным соперником;</w:t>
-      </w:r>
-    </w:p>
-    <w:p>
-      <w:pPr>
-        <w:pStyle w:val="Compact"/>
-        <w:numPr>
-          <w:ilvl w:val="0"/>
-          <w:numId w:val="1013"/>
-        </w:numPr>
-      </w:pPr>
-      <w:r>
-        <w:t xml:space="preserve">экспорт статистики.</w:t>
-      </w:r>
-    </w:p>
-    <w:p>
-      <w:pPr>
-        <w:pStyle w:val="FirstParagraph"/>
-      </w:pPr>
-      <w:r>
-        <w:t xml:space="preserve">Оплата встроена в приложение и в сайт: подписка на месяц или сезон либо разовая покупка отчёта. Тарифы приведены в Приложении Б.</w:t>
-      </w:r>
-    </w:p>
-    <w:p>
-      <w:pPr>
-        <w:pStyle w:val="BodyText"/>
-      </w:pPr>
-      <w:r>
-        <w:t xml:space="preserve">Бесплатный уровень остаётся полноценным: платная аналитика это надстройка, а не урезание бесплатного.</w:t>
-      </w:r>
-    </w:p>
-    <w:p>
-      <w:r>
-        <w:pict>
-          <v:rect style="width:0;height:1.5pt" o:hralign="center" o:hrstd="t" o:hr="t"/>
-        </w:pict>
-      </w:r>
-    </w:p>
-    <w:bookmarkEnd w:id="70"/>
-    <w:bookmarkStart w:id="71" w:name="технологические-принципы"/>
-    <w:p>
-      <w:pPr>
-        <w:pStyle w:val="Heading2"/>
-      </w:pPr>
-      <w:r>
-        <w:t xml:space="preserve">12. Технологические принципы</w:t>
-      </w:r>
-    </w:p>
-    <w:p>
-      <w:pPr>
-        <w:pStyle w:val="FirstParagraph"/>
-      </w:pPr>
-      <w:r>
-        <w:t xml:space="preserve">Ключевые технические принципы описаны без деталей реализации.</w:t>
-      </w:r>
-    </w:p>
-    <w:p>
-      <w:pPr>
-        <w:pStyle w:val="Compact"/>
-        <w:numPr>
-          <w:ilvl w:val="0"/>
-          <w:numId w:val="1014"/>
-        </w:numPr>
-      </w:pPr>
-      <w:r>
-        <w:t xml:space="preserve">Продукт это веб-приложение с адаптивным интерфейсом.</w:t>
-      </w:r>
-    </w:p>
-    <w:p>
-      <w:pPr>
-        <w:pStyle w:val="Compact"/>
-        <w:numPr>
-          <w:ilvl w:val="0"/>
-          <w:numId w:val="1014"/>
-        </w:numPr>
-      </w:pPr>
-      <w:r>
-        <w:t xml:space="preserve">Обновления мгновенные: live-счёт и панели судей отражают изменения без перезагрузки страницы.</w:t>
-      </w:r>
-    </w:p>
-    <w:p>
-      <w:pPr>
-        <w:pStyle w:val="Compact"/>
-        <w:numPr>
-          <w:ilvl w:val="0"/>
-          <w:numId w:val="1014"/>
-        </w:numPr>
-      </w:pPr>
-      <w:r>
-        <w:t xml:space="preserve">Три языка заложены с первой версии, при отсутствии перевода показывается русский.</w:t>
-      </w:r>
-    </w:p>
-    <w:p>
-      <w:pPr>
-        <w:pStyle w:val="Compact"/>
-        <w:numPr>
-          <w:ilvl w:val="0"/>
-          <w:numId w:val="1014"/>
-        </w:numPr>
-      </w:pPr>
-      <w:r>
-        <w:t xml:space="preserve">Доступ разграничен по ролям, соединение защищено, пароли хранятся зашифрованными.</w:t>
-      </w:r>
-    </w:p>
-    <w:p>
-      <w:pPr>
-        <w:pStyle w:val="Compact"/>
-        <w:numPr>
-          <w:ilvl w:val="0"/>
-          <w:numId w:val="1014"/>
-        </w:numPr>
-      </w:pPr>
-      <w:r>
-        <w:t xml:space="preserve">Документы и фотографии хранятся в облаке, резервные копии делаются ежедневно.</w:t>
-      </w:r>
-    </w:p>
-    <w:p>
-      <w:pPr>
-        <w:pStyle w:val="Compact"/>
-        <w:numPr>
-          <w:ilvl w:val="0"/>
-          <w:numId w:val="1014"/>
-        </w:numPr>
-      </w:pPr>
-      <w:r>
-        <w:t xml:space="preserve">Конструктор сеток собирает новые форматы настройками, без переписывания системы, а рейтинг считается по единой заложенной методике.</w:t>
-      </w:r>
-    </w:p>
-    <w:p>
-      <w:r>
-        <w:pict>
-          <v:rect style="width:0;height:1.5pt" o:hralign="center" o:hrstd="t" o:hr="t"/>
-        </w:pict>
-      </w:r>
-    </w:p>
-    <w:bookmarkEnd w:id="71"/>
-    <w:bookmarkStart w:id="72" w:name="нефункциональные-требования"/>
-    <w:p>
-      <w:pPr>
-        <w:pStyle w:val="Heading2"/>
-      </w:pPr>
-      <w:r>
-        <w:t xml:space="preserve">13. Нефункциональные требования</w:t>
-      </w:r>
-    </w:p>
-    <w:p>
-      <w:pPr>
-        <w:pStyle w:val="Compact"/>
-        <w:numPr>
-          <w:ilvl w:val="0"/>
-          <w:numId w:val="1015"/>
-        </w:numPr>
-      </w:pPr>
-      <w:r>
-        <w:t xml:space="preserve">Live-счёт обновляется в реальном времени, загрузка страницы быстрая, рейтинг-таблица на 500 и более игроков открывается постранично.</w:t>
-      </w:r>
-    </w:p>
-    <w:p>
-      <w:pPr>
-        <w:pStyle w:val="Compact"/>
-        <w:numPr>
-          <w:ilvl w:val="0"/>
-          <w:numId w:val="1015"/>
-        </w:numPr>
-      </w:pPr>
-      <w:r>
-        <w:t xml:space="preserve">Резервное копирование ежедневное, целевая доступность 99,5% в месяц, результаты матчей не удаляются.</w:t>
-      </w:r>
-    </w:p>
-    <w:p>
-      <w:pPr>
-        <w:pStyle w:val="Compact"/>
-        <w:numPr>
-          <w:ilvl w:val="0"/>
-          <w:numId w:val="1015"/>
-        </w:numPr>
-      </w:pPr>
-      <w:r>
-        <w:t xml:space="preserve">Соединение защищённое, пароли хранятся зашифрованными, доступ по ролям, ведётся журнал всех правок результатов, соблюдается Закон РК №94-V.</w:t>
-      </w:r>
-    </w:p>
-    <w:p>
-      <w:pPr>
-        <w:pStyle w:val="Compact"/>
-        <w:numPr>
-          <w:ilvl w:val="0"/>
-          <w:numId w:val="1015"/>
-        </w:numPr>
-      </w:pPr>
-      <w:r>
-        <w:t xml:space="preserve">Веб-платформа адаптивная: полноценно работает и в десктоп-версии (администратор, главный судья, тренер), и в мобильной (судья стола, игрок, зрители); интерфейс подстраивается под размер экрана.</w:t>
-      </w:r>
-    </w:p>
-    <w:p>
-      <w:pPr>
-        <w:pStyle w:val="Compact"/>
-        <w:numPr>
-          <w:ilvl w:val="0"/>
-          <w:numId w:val="1015"/>
-        </w:numPr>
-      </w:pPr>
-      <w:r>
-        <w:t xml:space="preserve">Интерфейс судьи работает на смартфоне, сайт можно добавить на главный экран.</w:t>
-      </w:r>
-    </w:p>
-    <w:p>
-      <w:pPr>
-        <w:pStyle w:val="Compact"/>
-        <w:numPr>
-          <w:ilvl w:val="0"/>
-          <w:numId w:val="1015"/>
-        </w:numPr>
-      </w:pPr>
-      <w:r>
-        <w:t xml:space="preserve">При обрыве сети приложение судьи продолжает работать локально и постоянно пытается восстановить связь; после восстановления данные синхронизируются без потери счёта.</w:t>
-      </w:r>
-    </w:p>
-    <w:p>
-      <w:pPr>
-        <w:pStyle w:val="Compact"/>
-        <w:numPr>
-          <w:ilvl w:val="0"/>
-          <w:numId w:val="1015"/>
-        </w:numPr>
-      </w:pPr>
-      <w:r>
-        <w:t xml:space="preserve">Платформа рассчитана на 2000 и более игроков, live-режим работает на нескольких столах одновременно.</w:t>
-      </w:r>
-    </w:p>
-    <w:p>
-      <w:pPr>
-        <w:pStyle w:val="Compact"/>
-        <w:numPr>
-          <w:ilvl w:val="0"/>
-          <w:numId w:val="1015"/>
+          <w:numId w:val="1001"/>
         </w:numPr>
       </w:pPr>
       <w:r>
@@ -2132,7 +1317,7 @@
               <w:pStyle w:val="Compact"/>
             </w:pPr>
             <w:r>
-              <w:t xml:space="preserve">UX/UI дизайн</w:t>
+              <w:t xml:space="preserve">Дизайн интерфейса</w:t>
             </w:r>
           </w:p>
         </w:tc>
@@ -2283,7 +1468,7 @@
               <w:pStyle w:val="Compact"/>
             </w:pPr>
             <w:r>
-              <w:t xml:space="preserve">назначение судей, расчёт рейтинга игроков и судей, push-уведомления</w:t>
+              <w:t xml:space="preserve">назначение судей, расчёт рейтинга игроков и судей, уведомления</w:t>
             </w:r>
           </w:p>
         </w:tc>
@@ -2749,164 +1934,10 @@
       </w:rPr>
     </w:lvl>
   </w:abstractNum>
-  <w:abstractNum w:abstractNumId="99411">
-    <w:nsid w:val="00A99411"/>
-    <w:multiLevelType w:val="multilevel"/>
-    <w:lvl w:ilvl="0">
-      <w:start w:val="1"/>
-      <w:numFmt w:val="decimal"/>
-      <w:lvlText w:val="%1."/>
-      <w:lvlJc w:val="left"/>
-      <w:pPr>
-        <w:ind w:left="720" w:hanging="360"/>
-      </w:pPr>
-    </w:lvl>
-    <w:lvl w:ilvl="1">
-      <w:start w:val="1"/>
-      <w:numFmt w:val="decimal"/>
-      <w:lvlText w:val="%2."/>
-      <w:lvlJc w:val="left"/>
-      <w:pPr>
-        <w:ind w:left="1440" w:hanging="360"/>
-      </w:pPr>
-    </w:lvl>
-    <w:lvl w:ilvl="2">
-      <w:start w:val="1"/>
-      <w:numFmt w:val="decimal"/>
-      <w:lvlText w:val="%3."/>
-      <w:lvlJc w:val="left"/>
-      <w:pPr>
-        <w:ind w:left="2160" w:hanging="360"/>
-      </w:pPr>
-    </w:lvl>
-    <w:lvl w:ilvl="3">
-      <w:start w:val="1"/>
-      <w:numFmt w:val="decimal"/>
-      <w:lvlText w:val="%4."/>
-      <w:lvlJc w:val="left"/>
-      <w:pPr>
-        <w:ind w:left="2880" w:hanging="360"/>
-      </w:pPr>
-    </w:lvl>
-    <w:lvl w:ilvl="4">
-      <w:start w:val="1"/>
-      <w:numFmt w:val="decimal"/>
-      <w:lvlText w:val="%5."/>
-      <w:lvlJc w:val="left"/>
-      <w:pPr>
-        <w:ind w:left="3600" w:hanging="360"/>
-      </w:pPr>
-    </w:lvl>
-    <w:lvl w:ilvl="5">
-      <w:start w:val="1"/>
-      <w:numFmt w:val="decimal"/>
-      <w:lvlText w:val="%6."/>
-      <w:lvlJc w:val="left"/>
-      <w:pPr>
-        <w:ind w:left="4320" w:hanging="360"/>
-      </w:pPr>
-    </w:lvl>
-    <w:lvl w:ilvl="6">
-      <w:start w:val="1"/>
-      <w:numFmt w:val="decimal"/>
-      <w:lvlText w:val="%7."/>
-      <w:lvlJc w:val="left"/>
-      <w:pPr>
-        <w:ind w:left="5040" w:hanging="360"/>
-      </w:pPr>
-    </w:lvl>
-    <w:lvl w:ilvl="7">
-      <w:start w:val="1"/>
-      <w:numFmt w:val="decimal"/>
-      <w:lvlText w:val="%8."/>
-      <w:lvlJc w:val="left"/>
-      <w:pPr>
-        <w:ind w:left="5760" w:hanging="360"/>
-      </w:pPr>
-    </w:lvl>
-    <w:lvl w:ilvl="8">
-      <w:start w:val="1"/>
-      <w:numFmt w:val="decimal"/>
-      <w:lvlText w:val="%9."/>
-      <w:lvlJc w:val="left"/>
-      <w:pPr>
-        <w:ind w:left="6480" w:hanging="360"/>
-      </w:pPr>
-    </w:lvl>
-  </w:abstractNum>
   <w:num w:numId="1000">
     <w:abstractNumId w:val="990"/>
   </w:num>
   <w:num w:numId="1001">
-    <w:abstractNumId w:val="991"/>
-  </w:num>
-  <w:num w:numId="1002">
-    <w:abstractNumId w:val="991"/>
-  </w:num>
-  <w:num w:numId="1003">
-    <w:abstractNumId w:val="991"/>
-  </w:num>
-  <w:num w:numId="1004">
-    <w:abstractNumId w:val="991"/>
-  </w:num>
-  <w:num w:numId="1005">
-    <w:abstractNumId w:val="99411"/>
-    <w:lvlOverride w:ilvl="0">
-      <w:startOverride w:val="1"/>
-    </w:lvlOverride>
-    <w:lvlOverride w:ilvl="1">
-      <w:startOverride w:val="1"/>
-    </w:lvlOverride>
-    <w:lvlOverride w:ilvl="2">
-      <w:startOverride w:val="1"/>
-    </w:lvlOverride>
-    <w:lvlOverride w:ilvl="3">
-      <w:startOverride w:val="1"/>
-    </w:lvlOverride>
-    <w:lvlOverride w:ilvl="4">
-      <w:startOverride w:val="1"/>
-    </w:lvlOverride>
-    <w:lvlOverride w:ilvl="5">
-      <w:startOverride w:val="1"/>
-    </w:lvlOverride>
-    <w:lvlOverride w:ilvl="6">
-      <w:startOverride w:val="1"/>
-    </w:lvlOverride>
-    <w:lvlOverride w:ilvl="7">
-      <w:startOverride w:val="1"/>
-    </w:lvlOverride>
-    <w:lvlOverride w:ilvl="8">
-      <w:startOverride w:val="1"/>
-    </w:lvlOverride>
-  </w:num>
-  <w:num w:numId="1006">
-    <w:abstractNumId w:val="991"/>
-  </w:num>
-  <w:num w:numId="1007">
-    <w:abstractNumId w:val="991"/>
-  </w:num>
-  <w:num w:numId="1008">
-    <w:abstractNumId w:val="991"/>
-  </w:num>
-  <w:num w:numId="1009">
-    <w:abstractNumId w:val="991"/>
-  </w:num>
-  <w:num w:numId="1010">
-    <w:abstractNumId w:val="991"/>
-  </w:num>
-  <w:num w:numId="1011">
-    <w:abstractNumId w:val="991"/>
-  </w:num>
-  <w:num w:numId="1012">
-    <w:abstractNumId w:val="991"/>
-  </w:num>
-  <w:num w:numId="1013">
-    <w:abstractNumId w:val="991"/>
-  </w:num>
-  <w:num w:numId="1014">
-    <w:abstractNumId w:val="991"/>
-  </w:num>
-  <w:num w:numId="1015">
     <w:abstractNumId w:val="991"/>
   </w:num>
 </w:numbering>
